--- a/R1/Muhammad-Awais-Interview-Preparation.docx
+++ b/R1/Muhammad-Awais-Interview-Preparation.docx
@@ -23,7 +23,7 @@
         <w:pStyle w:val="Normal"/>
       </w:pPr>
       <w:r>
-        <w:t xml:space="preserve">Your main interview message: you can connect backend engineering, Azure deployment, and production operations for an AI platform. This guide contains 200 questions with sample answers, system design and troubleshooting drills, practical exercises, and a seven-day preparation plan.</w:t>
+        <w:t xml:space="preserve">Your main interview message: you can connect backend engineering, Azure deployment, and production operations for an AI platform. This guide contains 205 questions with sample answers, system design and troubleshooting drills, practical exercises, and a seven-day preparation plan.</w:t>
       </w:r>
     </w:p>
     <w:p>
@@ -119,7 +119,7 @@
         <w:pStyle w:val="Normal"/>
       </w:pPr>
       <w:r>
-        <w:t xml:space="preserve">Start with questions 1 to 48 for the main role discussion. Questions 49 to 200 provide focused follow-up practice. Each answer is an outline to explain aloud and expand with evidence or tradeoffs; do not memorize unsupported experience claims.</w:t>
+        <w:t xml:space="preserve">Start with questions 1 to 48 for the main role discussion. Questions 49 to 205 provide focused follow-up practice. Each answer is an outline to explain aloud and expand with evidence or tradeoffs; do not memorize unsupported experience claims.</w:t>
       </w:r>
     </w:p>
     <w:p>
@@ -300,6 +300,14 @@
     </w:p>
     <w:p>
       <w:pPr>
+        <w:pStyle w:val="Small"/>
+      </w:pPr>
+      <w:r>
+        <w:t xml:space="preserve">201-205 Practical role follow-ups: cost reporting and escalation, deployment walkthrough, KQL investigation, and team operations.</w:t>
+      </w:r>
+    </w:p>
+    <w:p>
+      <w:pPr>
         <w:pStyle w:val="Heading2"/>
       </w:pPr>
       <w:r>
@@ -4220,6 +4228,394 @@
       </w:pPr>
       <w:r>
         <w:t xml:space="preserve">I would clarify the required outcome and identify the work and constraints that drive the estimate. I would propose a smaller deliverable or phased approach and make reliability and security consequences explicit. I would communicate uncertainty early and update the estimate as evidence changes. I would commit to a credible scope rather than promise a date that depends on hidden assumptions.</w:t>
+      </w:r>
+    </w:p>
+    <w:p>
+      <w:r>
+        <w:br w:type="page"/>
+      </w:r>
+    </w:p>
+    <w:p>
+      <w:pPr>
+        <w:pStyle w:val="Heading1"/>
+      </w:pPr>
+      <w:r>
+        <w:t xml:space="preserve">Practical Cost Reporting and Escalation</w:t>
+      </w:r>
+    </w:p>
+    <w:p>
+      <w:pPr>
+        <w:pStyle w:val="BankQuestion"/>
+      </w:pPr>
+      <w:r>
+        <w:t xml:space="preserve">201 How would you prepare a monthly Azure and LLM cost report</w:t>
+      </w:r>
+    </w:p>
+    <w:p>
+      <w:pPr>
+        <w:pStyle w:val="BankAnswer"/>
+      </w:pPr>
+      <w:r>
+        <w:t xml:space="preserve">I would agree on the reporting period, currency, billing scope, and cost basis with the billing owner. I would group Azure spend by service, environment, and owner using resource metadata and tags. Tenant allocation would use an application usage ledger because shared resources do not inherently identify each tenant. The report would show actual spend against budget, the forecast, major changes, and proposed actions with owners.</w:t>
+      </w:r>
+    </w:p>
+    <w:p>
+      <w:pPr>
+        <w:pStyle w:val="BankAnswer"/>
+      </w:pPr>
+      <w:r>
+        <w:t xml:space="preserve">For LLM usage, I would record the deployment, pricing version, input and output tokens, retries, and run and tenant identifiers without storing sensitive prompt content. I would separate estimated model usage from billed cost and include search, compute, storage, and telemetry. Cost per successful task would divide all attributable workload cost, including failed attempts, by successful completions. I would reconcile the ledger with billing and document differences caused by delayed records, shared costs, or the chosen treatment of commitments.</w:t>
+      </w:r>
+    </w:p>
+    <w:p>
+      <w:pPr>
+        <w:pStyle w:val="Small"/>
+      </w:pPr>
+      <w:r>
+        <w:t xml:space="preserve">Follow-ups: How do you allocate shared infrastructure fairly? How do you report failed-task cost? What would you do if ledger estimates and billing differ? Use a proposed design unless you have verified personal reporting experience.</w:t>
+      </w:r>
+    </w:p>
+    <w:p>
+      <w:pPr>
+        <w:pStyle w:val="BankQuestion"/>
+      </w:pPr>
+      <w:r>
+        <w:t xml:space="preserve">202 How would you design budget alerts and an escalation process</w:t>
+      </w:r>
+    </w:p>
+    <w:p>
+      <w:pPr>
+        <w:pStyle w:val="BankAnswer"/>
+      </w:pPr>
+      <w:r>
+        <w:t xml:space="preserve">I would agree on spending allowances and response ownership with platform, product, and finance stakeholders. As an example, a warning could go to the service owner at 70 percent of the allowance, with an 85 percent warning escalating to the platform lead and billing owner. These are proposed thresholds, not Azure defaults. A forecast crossing the allowance should trigger investigation before the budget is exhausted.</w:t>
+      </w:r>
+    </w:p>
+    <w:p>
+      <w:pPr>
+        <w:pStyle w:val="BankAnswer"/>
+      </w:pPr>
+      <w:r>
+        <w:t xml:space="preserve">The response would identify the driver and select an agreed action: remove idle development resources, stop an unnecessary job, tighten retry limits, or reduce optional workload. Critical production changes would follow a documented approval path. Azure budget alerts are delayed notifications and do not automatically stop consumption. Fast enforcement would use a runtime usage ledger and admission controls before model calls. I would test escalation delivery, define how to restore normal service, and review the outcome with the owner. [S4]</w:t>
+      </w:r>
+    </w:p>
+    <w:p>
+      <w:pPr>
+        <w:pStyle w:val="Small"/>
+      </w:pPr>
+      <w:r>
+        <w:t xml:space="preserve">Follow-ups: Who can approve a production restriction? What happens to an accepted run when allowance is exhausted? How do you reserve allowance atomically across concurrent calls?</w:t>
+      </w:r>
+    </w:p>
+    <w:p>
+      <w:r>
+        <w:br w:type="page"/>
+      </w:r>
+    </w:p>
+    <w:p>
+      <w:pPr>
+        <w:pStyle w:val="Heading1"/>
+      </w:pPr>
+      <w:r>
+        <w:t xml:space="preserve">Practical Deployment Walkthrough</w:t>
+      </w:r>
+    </w:p>
+    <w:p>
+      <w:pPr>
+        <w:pStyle w:val="BankQuestion"/>
+      </w:pPr>
+      <w:r>
+        <w:t xml:space="preserve">203 Walk through a production deployment configuration and rollback</w:t>
+      </w:r>
+    </w:p>
+    <w:p>
+      <w:pPr>
+        <w:pStyle w:val="BankAnswer"/>
+      </w:pPr>
+      <w:r>
+        <w:t xml:space="preserve">I would start with a pipeline I actually worked on and explain the trigger, tests, artifact, environment configuration, deployment identity, and recovery path. For a proposed Azure setup, pull requests would run validation with no production credentials. After merge, the pipeline would build and scan an image once, publish its immutable digest to ACR, and promote that same digest through staging and production.</w:t>
+      </w:r>
+    </w:p>
+    <w:p>
+      <w:pPr>
+        <w:pStyle w:val="Heading2"/>
+      </w:pPr>
+      <w:r>
+        <w:t xml:space="preserve">Pipeline outline in pseudocode</w:t>
+      </w:r>
+    </w:p>
+    <w:p>
+      <w:pPr>
+        <w:pStyle w:val="Code"/>
+      </w:pPr>
+      <w:r>
+        <w:t xml:space="preserve">pull_request -&gt; lint, unit tests, integration tests, security checks</w:t>
+      </w:r>
+      <w:r>
+        <w:br/>
+        <w:t xml:space="preserve">merge -&gt; build image, scan, publish digest to ACR</w:t>
+      </w:r>
+      <w:r>
+        <w:br/>
+        <w:t xml:space="preserve">infrastructure -&gt; review plan or what-if and approve changes</w:t>
+      </w:r>
+      <w:r>
+        <w:br/>
+        <w:t xml:space="preserve">staging -&gt; deploy digest, check readiness, run smoke tests</w:t>
+      </w:r>
+      <w:r>
+        <w:br/>
+        <w:t xml:space="preserve">production -&gt; approval, deploy small cohort, observe health</w:t>
+      </w:r>
+      <w:r>
+        <w:br/>
+        <w:t xml:space="preserve">promote -&gt; expand only while agreed health checks pass</w:t>
+      </w:r>
+      <w:r>
+        <w:br/>
+        <w:t xml:space="preserve">on_failure -&gt; pause, check compatibility, restore known-good digest</w:t>
+      </w:r>
+      <w:r>
+        <w:br/>
+        <w:t xml:space="preserve">verify -&gt; check user journeys, queue recovery, and telemetry</w:t>
+      </w:r>
+    </w:p>
+    <w:p>
+      <w:pPr>
+        <w:pStyle w:val="BankAnswer"/>
+      </w:pPr>
+      <w:r>
+        <w:t xml:space="preserve">This is an explanation of stages, not runnable pipeline YAML. I would use a separate federated deployment identity for each environment, scoped to the required resources. Runtime identity and image-pull permissions would be separate from deployment permissions. Secrets would remain outside the image and repository. Infrastructure preview and application release would have explicit ownership, and production access would be restricted.</w:t>
+      </w:r>
+    </w:p>
+    <w:p>
+      <w:pPr>
+        <w:pStyle w:val="BankAnswer"/>
+      </w:pPr>
+      <w:r>
+        <w:t xml:space="preserve">For Kubernetes, I would explain the image digest, resource requests and limits, startup and readiness checks, and termination handling. I would stop promotion if the cohort showed unacceptable errors, latency, or failed business transactions. Database changes would use compatible expansion before cleanup. Before reverting the image, I would check that the previous version can use the current schema and data; otherwise I would disable the feature or apply a compatible forward fix. [S1]</w:t>
+      </w:r>
+    </w:p>
+    <w:p>
+      <w:pPr>
+        <w:pStyle w:val="Small"/>
+      </w:pPr>
+      <w:r>
+        <w:t xml:space="preserve">Follow-ups: Show the identity scope and the artifact digest. Which signal stops rollout? Who can release production? What if the new migration prevents application rollback? Describe the exact implementation only when it reflects your actual experience.</w:t>
+      </w:r>
+    </w:p>
+    <w:p>
+      <w:r>
+        <w:br w:type="page"/>
+      </w:r>
+    </w:p>
+    <w:p>
+      <w:pPr>
+        <w:pStyle w:val="Heading1"/>
+      </w:pPr>
+      <w:r>
+        <w:t xml:space="preserve">Practical KQL Investigation</w:t>
+      </w:r>
+    </w:p>
+    <w:p>
+      <w:pPr>
+        <w:pStyle w:val="BankQuestion"/>
+      </w:pPr>
+      <w:r>
+        <w:t xml:space="preserve">204 Write a KQL query to detect API failures and investigate dependencies</w:t>
+      </w:r>
+    </w:p>
+    <w:p>
+      <w:pPr>
+        <w:pStyle w:val="BankAnswer"/>
+      </w:pPr>
+      <w:r>
+        <w:t xml:space="preserve">I would first choose the affected service, time window, and definition of a failed request. In a Log Analytics workspace using Application Insights tables, this example compares five-minute failure rates and weights sampled records using ItemCount. The role name is a placeholder for the actual service. [S24]</w:t>
+      </w:r>
+    </w:p>
+    <w:p>
+      <w:pPr>
+        <w:pStyle w:val="Code"/>
+      </w:pPr>
+      <w:r>
+        <w:t xml:space="preserve">AppRequests</w:t>
+      </w:r>
+      <w:r>
+        <w:br/>
+        <w:t xml:space="preserve">| where TimeGenerated &gt; ago(30m)</w:t>
+      </w:r>
+      <w:r>
+        <w:br/>
+        <w:t xml:space="preserve">| where AppRoleName == 'agent-api'</w:t>
+      </w:r>
+      <w:r>
+        <w:br/>
+        <w:t xml:space="preserve">| summarize Total = sum(ItemCount),</w:t>
+      </w:r>
+      <w:r>
+        <w:br/>
+        <w:t xml:space="preserve">    Failed = sumif(ItemCount, Success == false)</w:t>
+      </w:r>
+      <w:r>
+        <w:br/>
+        <w:t xml:space="preserve">    by bin(TimeGenerated, 5m)</w:t>
+      </w:r>
+      <w:r>
+        <w:br/>
+        <w:t xml:space="preserve">| extend FailurePct = 100.0 * Failed / Total</w:t>
+      </w:r>
+      <w:r>
+        <w:br/>
+        <w:t xml:space="preserve">| order by TimeGenerated asc</w:t>
+      </w:r>
+    </w:p>
+    <w:p>
+      <w:pPr>
+        <w:pStyle w:val="BankAnswer"/>
+      </w:pPr>
+      <w:r>
+        <w:t xml:space="preserve">I would compare the failure rate with its baseline and use failed request traces to find likely dependencies. This second query ranks failing dependency targets for the same service. It helps prioritize investigation; it does not establish causation. [S25]</w:t>
+      </w:r>
+    </w:p>
+    <w:p>
+      <w:pPr>
+        <w:pStyle w:val="Code"/>
+      </w:pPr>
+      <w:r>
+        <w:t xml:space="preserve">AppDependencies</w:t>
+      </w:r>
+      <w:r>
+        <w:br/>
+        <w:t xml:space="preserve">| where TimeGenerated &gt; ago(30m)</w:t>
+      </w:r>
+      <w:r>
+        <w:br/>
+        <w:t xml:space="preserve">| where AppRoleName == 'agent-api'</w:t>
+      </w:r>
+      <w:r>
+        <w:br/>
+        <w:t xml:space="preserve">| where Success == false</w:t>
+      </w:r>
+      <w:r>
+        <w:br/>
+        <w:t xml:space="preserve">| summarize Failures = sum(ItemCount)</w:t>
+      </w:r>
+      <w:r>
+        <w:br/>
+        <w:t xml:space="preserve">    by Target, DependencyType, ResultCode</w:t>
+      </w:r>
+      <w:r>
+        <w:br/>
+        <w:t xml:space="preserve">| order by Failures desc</w:t>
+      </w:r>
+    </w:p>
+    <w:p>
+      <w:pPr>
+        <w:pStyle w:val="BankAnswer"/>
+      </w:pPr>
+      <w:r>
+        <w:t xml:space="preserve">I would correlate request and dependency spans using OperationId and inspect timing, retries, result codes, and recent changes. An alert could require both a sustained failure-rate increase and enough requests to make the signal meaningful, then route to the service owner with a dashboard and runbook. Thresholds would follow the agreed SLO. Missing telemetry needs its own check; empty results do not prove health. These queries use workspace table names; another query scope can use different names.</w:t>
+      </w:r>
+    </w:p>
+    <w:p>
+      <w:pPr>
+        <w:pStyle w:val="Small"/>
+      </w:pPr>
+      <w:r>
+        <w:t xml:space="preserve">Follow-ups: How does sampling affect the count? How would you isolate a deployment version? How do you distinguish a dependency symptom from the root cause? Practice the query in the target workspace before presenting it as validated production configuration.</w:t>
+      </w:r>
+    </w:p>
+    <w:p>
+      <w:r>
+        <w:br w:type="page"/>
+      </w:r>
+    </w:p>
+    <w:p>
+      <w:pPr>
+        <w:pStyle w:val="Heading1"/>
+      </w:pPr>
+      <w:r>
+        <w:t xml:space="preserve">Practical Team Operations</w:t>
+      </w:r>
+    </w:p>
+    <w:p>
+      <w:pPr>
+        <w:pStyle w:val="BankQuestion"/>
+      </w:pPr>
+      <w:r>
+        <w:t xml:space="preserve">205 How would you organize platform operations for a small engineering team</w:t>
+      </w:r>
+    </w:p>
+    <w:p>
+      <w:pPr>
+        <w:pStyle w:val="BankAnswer"/>
+      </w:pPr>
+      <w:r>
+        <w:t xml:space="preserve">I would start with a service ownership map covering APIs, deployment, infrastructure, model configuration, frontend integration, and cost approvals. Each critical service would have a primary owner and backup. I would agree on support hours, severity definitions, escalation contacts, and response expectations with the team; I would not promise continuous coverage without enough staffing.</w:t>
+      </w:r>
+    </w:p>
+    <w:p>
+      <w:pPr>
+        <w:pStyle w:val="BankAnswer"/>
+      </w:pPr>
+      <w:r>
+        <w:t xml:space="preserve">For a severe incident, one person would coordinate restoration and another, where staffing permits, would communicate user impact and the next update time. Backend and infrastructure engineers would investigate service and dependency health. AI engineers would help investigate model, retrieval, and tool behavior; frontend engineers would help verify the visible workflow. Changes would be coordinated and recorded so parallel investigations do not introduce conflicting mitigations.</w:t>
+      </w:r>
+    </w:p>
+    <w:p>
+      <w:pPr>
+        <w:pStyle w:val="BankAnswer"/>
+      </w:pPr>
+      <w:r>
+        <w:t xml:space="preserve">A useful runbook would describe symptoms, dashboards and queries, access prerequisites, safe mitigation, rollback conditions, verification, and escalation. Access would be limited to the role needed, with a controlled emergency path. I would rehearse one incident and one restore exercise, then check that the backup owner can deploy and recover the service without depending on undocumented knowledge.</w:t>
+      </w:r>
+    </w:p>
+    <w:p>
+      <w:pPr>
+        <w:pStyle w:val="BankAnswer"/>
+      </w:pPr>
+      <w:r>
+        <w:t xml:space="preserve">After recovery, I would document impact, timeline, contributing causes, and prevention actions with owners and due dates. A regular operational review would cover recurring incidents, SLO trends, alert noise, costs, and outstanding risks. Release handover would include configuration versions, known limitations, recovery instructions, and a clear owner for follow-up work. I would use a real example from my experience to explain how I collaborated and what I personally contributed.</w:t>
+      </w:r>
+    </w:p>
+    <w:p>
+      <w:pPr>
+        <w:pStyle w:val="Small"/>
+      </w:pPr>
+      <w:r>
+        <w:t xml:space="preserve">Follow-ups: Who decides rollback during an incident? How do you cover absences? What do you hand over before a release? How would you handle an alert outside agreed support hours?</w:t>
+      </w:r>
+    </w:p>
+    <w:p>
+      <w:pPr>
+        <w:pStyle w:val="Heading2"/>
+      </w:pPr>
+      <w:r>
+        <w:t xml:space="preserve">Official references for the new practical questions</w:t>
+      </w:r>
+    </w:p>
+    <w:p>
+      <w:pPr>
+        <w:pStyle w:val="Small"/>
+      </w:pPr>
+      <w:r>
+        <w:t xml:space="preserve">Existing references S1 and S4 support deployment and budgets. Additional table references checked on 12 October 2026.</w:t>
+      </w:r>
+      <w:r>
+        <w:br/>
+        <w:t xml:space="preserve">S24 Microsoft Learn AppRequests</w:t>
+      </w:r>
+      <w:r>
+        <w:br/>
+        <w:t xml:space="preserve">https://learn.microsoft.com/en-us/azure/azure-monitor/reference/tables/apprequests</w:t>
+      </w:r>
+      <w:r>
+        <w:br/>
+        <w:t xml:space="preserve">S25 Microsoft Learn AppDependencies</w:t>
+      </w:r>
+      <w:r>
+        <w:br/>
+        <w:t xml:space="preserve">https://learn.microsoft.com/en-us/azure/azure-monitor/reference/tables/appdependencies</w:t>
       </w:r>
     </w:p>
     <w:p>
